--- a/Jikkyleaks_critique_section_revised.docx
+++ b/Jikkyleaks_critique_section_revised.docx
@@ -42,7 +42,15 @@
         <w:jc w:val="both"/>
       </w:pPr>
       <w:r>
-        <w:t>After these simulations were posted, Jikkyleaks published an article  arguing that the modified SCCS can be manipulated by adding more and more age bins to make a genuine vaccine effect disappear</w:t>
+        <w:t xml:space="preserve">After these simulations were posted, Jikkyleaks published an </w:t>
+      </w:r>
+      <w:proofErr w:type="gramStart"/>
+      <w:r>
+        <w:t>article  arguing</w:t>
+      </w:r>
+      <w:proofErr w:type="gramEnd"/>
+      <w:r>
+        <w:t xml:space="preserve"> that the modified SCCS can be manipulated by adding more and more age bins to make a genuine vaccine effect disappear</w:t>
       </w:r>
       <w:r>
         <w:t xml:space="preserve">, </w:t>
@@ -129,8 +137,13 @@
         <w:t>Much of his post consists of speculative accusation</w:t>
       </w:r>
       <w:r>
-        <w:t>s to which I will not dignify a reply</w:t>
-      </w:r>
+        <w:t xml:space="preserve">s to which I will not dignify a </w:t>
+      </w:r>
+      <w:proofErr w:type="spellStart"/>
+      <w:r>
+        <w:t>reply</w:t>
+      </w:r>
+      <w:proofErr w:type="spellEnd"/>
       <w:r>
         <w:t xml:space="preserve">, but the actual substantive part of his argument is built on simulation settings he ran, and </w:t>
       </w:r>
@@ -1406,7 +1419,15 @@
         <w:t>study</w:t>
       </w:r>
       <w:r>
-        <w:t xml:space="preserve"> not reaching 90%: power is governed by the sample size, which in this case is number of SIDS cases,  and this sample size is not large enough to reach it for an effect size of IRR=1.50. That is basic statistics, not a scandal. </w:t>
+        <w:t xml:space="preserve"> not reaching 90%: power is governed by the sample size, which in this case is number of SIDS </w:t>
+      </w:r>
+      <w:proofErr w:type="gramStart"/>
+      <w:r>
+        <w:t>cases,  and</w:t>
+      </w:r>
+      <w:proofErr w:type="gramEnd"/>
+      <w:r>
+        <w:t xml:space="preserve"> this sample size is not large enough to reach it for an effect size of IRR=1.50. That is basic statistics, not a scandal. </w:t>
       </w:r>
     </w:p>
     <w:p>
@@ -1551,7 +1572,15 @@
         <w:t xml:space="preserve">  He could have simply said “choice of age bins is important, and must be carefully considered, justified and sensitivity assessed” and saved himself a long ranting post</w:t>
       </w:r>
       <w:r>
-        <w:t>, and I’d have agreed with him and we could have had a nice substantive discussion on how to choose these bins and assess sensitivity to them</w:t>
+        <w:t xml:space="preserve">, and I’d have agreed with </w:t>
+      </w:r>
+      <w:proofErr w:type="gramStart"/>
+      <w:r>
+        <w:t>him</w:t>
+      </w:r>
+      <w:proofErr w:type="gramEnd"/>
+      <w:r>
+        <w:t xml:space="preserve"> and we could have had a nice substantive discussion on how to choose these bins and assess sensitivity to them</w:t>
       </w:r>
       <w:r>
         <w:t>.</w:t>
@@ -1643,7 +1672,15 @@
         <w:t>Report sensitivity transparently.</w:t>
       </w:r>
       <w:r>
-        <w:t xml:space="preserve"> Sensitivity to bin choice should always be reported, but these simulations show robustness across reasonable choices, so there is no evidence in these simulations – either Jikkyleaks or mine – that the method can be </w:t>
+        <w:t xml:space="preserve"> Sensitivity to bin choice should always be reported, but these simulations show robustness across reasonable choices, so there is no evidence in these simulations – either </w:t>
+      </w:r>
+      <w:proofErr w:type="spellStart"/>
+      <w:r>
+        <w:t>Jikkyleaks</w:t>
+      </w:r>
+      <w:proofErr w:type="spellEnd"/>
+      <w:r>
+        <w:t xml:space="preserve"> or mine – that the method can be </w:t>
       </w:r>
       <w:r>
         <w:t xml:space="preserve">easily </w:t>
@@ -1658,18 +1695,69 @@
     <w:p>
       <w:pPr>
         <w:spacing w:before="300" w:after="140"/>
-        <w:rPr>
-          <w:sz w:val="22"/>
-          <w:szCs w:val="22"/>
-        </w:rPr>
-      </w:pPr>
-      <w:r>
         <w:rPr>
           <w:b/>
           <w:bCs/>
           <w:sz w:val="36"/>
           <w:szCs w:val="36"/>
         </w:rPr>
+      </w:pPr>
+      <w:r>
+        <w:rPr>
+          <w:b/>
+          <w:bCs/>
+          <w:sz w:val="36"/>
+          <w:szCs w:val="36"/>
+        </w:rPr>
+        <w:t>He Never Proposes a Better Method</w:t>
+      </w:r>
+    </w:p>
+    <w:p>
+      <w:pPr>
+        <w:spacing w:before="300" w:after="140"/>
+      </w:pPr>
+      <w:r>
+        <w:t>In spite</w:t>
+      </w:r>
+      <w:r>
+        <w:t xml:space="preserve"> of his complaints about the modified SCCS, claiming it has “low power”, is “designed to hide vaccine harms,” and can be “easily manipulated” to get whatever results one wants to get, he never offers any valid alternative method, much less explain why or demonstrate that it is somehow better.  He offers no alternative estimator, no design that better separates age from vaccine dose effects.  He simply </w:t>
+      </w:r>
+      <w:proofErr w:type="gramStart"/>
+      <w:r>
+        <w:t>states</w:t>
+      </w:r>
+      <w:proofErr w:type="gramEnd"/>
+      <w:r>
+        <w:t xml:space="preserve"> “the spike at 2-4 months is plausibly causal,” which is precisely the type of naïve temporal-coincidence inference that we commonly see from people who do not understand science or statistics.  He even reintroduces the Miller fallacy in a new form: where Miller mistook passive-reporting clustering for causation, </w:t>
+      </w:r>
+      <w:proofErr w:type="spellStart"/>
+      <w:r>
+        <w:t>Jikky</w:t>
+      </w:r>
+      <w:proofErr w:type="spellEnd"/>
+      <w:r>
+        <w:t xml:space="preserve"> makes the mistake of age clustering of SIDS (which peaks at 2-4 months for reasons pre-dating any vaccine, observed in unvaccinated infants and across eras) for vaccine causation.  He explicitly resists the age explanation (“I don’t believe this incidence curve is in any way natural”) without offering any evidence the curve is driven by vaccination.  And all the while he ignores the fact that the simulation code he worked with can investigate performance of the </w:t>
+      </w:r>
+      <w:r>
+        <w:lastRenderedPageBreak/>
+        <w:t xml:space="preserve">method conditional on any age effect, and has been shown to be able to deconvolve any actual vaccine harm from age bias with reasonably chosen bins. </w:t>
+      </w:r>
+    </w:p>
+    <w:p>
+      <w:pPr>
+        <w:spacing w:before="300" w:after="140"/>
+        <w:rPr>
+          <w:sz w:val="22"/>
+          <w:szCs w:val="22"/>
+        </w:rPr>
+      </w:pPr>
+      <w:r>
+        <w:rPr>
+          <w:b/>
+          <w:bCs/>
+          <w:sz w:val="36"/>
+          <w:szCs w:val="36"/>
+        </w:rPr>
         <w:t>Conclusion</w:t>
       </w:r>
     </w:p>
@@ -1697,7 +1785,15 @@
         <w:t xml:space="preserve">e… </w:t>
       </w:r>
       <w:r>
-        <w:t>and even then it fails conservatively, inventing harm where there is none rather than hiding harm that is real.</w:t>
+        <w:t xml:space="preserve">and even </w:t>
+      </w:r>
+      <w:proofErr w:type="gramStart"/>
+      <w:r>
+        <w:t>then</w:t>
+      </w:r>
+      <w:proofErr w:type="gramEnd"/>
+      <w:r>
+        <w:t xml:space="preserve"> it fails conservatively, inventing harm where there is none rather than hiding harm that is real.</w:t>
       </w:r>
     </w:p>
     <w:p>
@@ -1709,8 +1805,13 @@
           <w:szCs w:val="40"/>
         </w:rPr>
       </w:pPr>
-      <w:r>
-        <w:t>Jikkyleaks’s central clai</w:t>
+      <w:proofErr w:type="spellStart"/>
+      <w:r>
+        <w:t>Jikkyleaks’s</w:t>
+      </w:r>
+      <w:proofErr w:type="spellEnd"/>
+      <w:r>
+        <w:t xml:space="preserve"> central clai</w:t>
       </w:r>
       <w:r>
         <w:t xml:space="preserve">m -- </w:t>
@@ -1743,7 +1844,6 @@
         <w:br/>
       </w:r>
       <w:r>
-        <w:lastRenderedPageBreak/>
         <w:br/>
       </w:r>
       <w:r>
@@ -1764,7 +1864,15 @@
         <w:t>o perform all the simulations in this and in the previous article</w:t>
       </w:r>
       <w:r>
-        <w:t>, and to generate figures are all provided in the following github repository:</w:t>
+        <w:t xml:space="preserve">, and to generate figures are all provided in the following </w:t>
+      </w:r>
+      <w:proofErr w:type="spellStart"/>
+      <w:r>
+        <w:t>github</w:t>
+      </w:r>
+      <w:proofErr w:type="spellEnd"/>
+      <w:r>
+        <w:t xml:space="preserve"> repository:</w:t>
       </w:r>
     </w:p>
     <w:p>

--- a/Jikkyleaks_critique_section_revised.docx
+++ b/Jikkyleaks_critique_section_revised.docx
@@ -1178,7 +1178,7 @@
         <w:pStyle w:val="ListParagraph"/>
         <w:numPr>
           <w:ilvl w:val="0"/>
-          <w:numId w:val="2"/>
+          <w:numId w:val="7"/>
         </w:numPr>
         <w:spacing w:after="90"/>
       </w:pPr>
@@ -1198,7 +1198,7 @@
         <w:pStyle w:val="ListParagraph"/>
         <w:numPr>
           <w:ilvl w:val="0"/>
-          <w:numId w:val="2"/>
+          <w:numId w:val="7"/>
         </w:numPr>
         <w:spacing w:after="90"/>
       </w:pPr>
@@ -1218,11 +1218,12 @@
         <w:pStyle w:val="ListParagraph"/>
         <w:numPr>
           <w:ilvl w:val="0"/>
-          <w:numId w:val="2"/>
+          <w:numId w:val="7"/>
         </w:numPr>
         <w:spacing w:after="90"/>
       </w:pPr>
       <w:r>
+        <w:lastRenderedPageBreak/>
         <w:t>The coarse specifications remain broken: “none” still declares harm 100% of the time under the null with 0% coverage, and “monthly” 33% of the time with 67% coverage.</w:t>
       </w:r>
     </w:p>
@@ -1232,7 +1233,6 @@
         <w:jc w:val="both"/>
       </w:pPr>
       <w:r>
-        <w:lastRenderedPageBreak/>
         <w:t xml:space="preserve">With realistic dosing, the modified SCCS cleanly deconvolves age bias from vaccine effect, retaining good power across every reasonable bin choice while preserving Type I error and coverage. </w:t>
       </w:r>
     </w:p>
@@ -1319,12 +1319,8 @@
     </w:p>
     <w:p>
       <w:pPr>
-        <w:pStyle w:val="ListParagraph"/>
-        <w:numPr>
-          <w:ilvl w:val="0"/>
-          <w:numId w:val="6"/>
-        </w:numPr>
         <w:spacing w:after="90"/>
+        <w:ind w:left="720"/>
       </w:pPr>
       <w:r>
         <w:t>The result is the opposite of Jikkyleaks’s thesis. The modified SCCS does not hide harm. Under realistic conditions it detects a true 50% increase in post-vaccination SIDS risk with good power across reasonable age bin choices and stays calibrated.</w:t>
@@ -1332,12 +1328,8 @@
     </w:p>
     <w:p>
       <w:pPr>
-        <w:pStyle w:val="ListParagraph"/>
-        <w:numPr>
-          <w:ilvl w:val="0"/>
-          <w:numId w:val="6"/>
-        </w:numPr>
         <w:spacing w:after="90"/>
+        <w:ind w:left="720"/>
       </w:pPr>
       <w:r>
         <w:t xml:space="preserve">In the simulations, the only way to break the method was to make the bins far too wide -- and that failure is </w:t>
@@ -1355,12 +1347,8 @@
     </w:p>
     <w:p>
       <w:pPr>
-        <w:pStyle w:val="ListParagraph"/>
-        <w:numPr>
-          <w:ilvl w:val="0"/>
-          <w:numId w:val="6"/>
-        </w:numPr>
         <w:spacing w:after="90"/>
+        <w:ind w:left="720"/>
       </w:pPr>
       <w:r>
         <w:t xml:space="preserve">The simulation did not support Jikkyleak’s claim that the modified SCCS can be readily manipulated to hide vaccine harms, and certainly not that it was designed such that it was “deliberately intended to be manipulated.”  </w:t>
@@ -1368,12 +1356,8 @@
     </w:p>
     <w:p>
       <w:pPr>
-        <w:pStyle w:val="ListParagraph"/>
-        <w:numPr>
-          <w:ilvl w:val="0"/>
-          <w:numId w:val="6"/>
-        </w:numPr>
         <w:spacing w:after="90"/>
+        <w:ind w:left="720"/>
       </w:pPr>
       <w:r>
         <w:t xml:space="preserve">The only way he got the method to have greatly reduced </w:t>
@@ -1408,7 +1392,7 @@
         <w:pStyle w:val="ListParagraph"/>
         <w:numPr>
           <w:ilvl w:val="0"/>
-          <w:numId w:val="5"/>
+          <w:numId w:val="8"/>
         </w:numPr>
         <w:spacing w:after="90"/>
       </w:pPr>
@@ -1435,7 +1419,7 @@
         <w:pStyle w:val="ListParagraph"/>
         <w:numPr>
           <w:ilvl w:val="0"/>
-          <w:numId w:val="5"/>
+          <w:numId w:val="8"/>
         </w:numPr>
         <w:spacing w:after="90"/>
       </w:pPr>
@@ -1448,12 +1432,20 @@
         <w:pStyle w:val="ListParagraph"/>
         <w:numPr>
           <w:ilvl w:val="0"/>
-          <w:numId w:val="5"/>
+          <w:numId w:val="8"/>
         </w:numPr>
         <w:spacing w:after="90"/>
       </w:pPr>
       <w:r>
-        <w:t>His article pointed out the low power noted in the Kuhnert paper – but note that was in a very small study with only 300 SIDS cases, and only looking at a 4</w:t>
+        <w:t xml:space="preserve">His article pointed out the low power noted in the Kuhnert paper – but note that was in a very small study with only 300 SIDS </w:t>
+      </w:r>
+      <w:proofErr w:type="gramStart"/>
+      <w:r>
+        <w:t>cases, and</w:t>
+      </w:r>
+      <w:proofErr w:type="gramEnd"/>
+      <w:r>
+        <w:t xml:space="preserve"> only looking at a 4</w:t>
       </w:r>
       <w:r>
         <w:rPr>
@@ -1525,7 +1517,7 @@
         <w:pStyle w:val="ListParagraph"/>
         <w:numPr>
           <w:ilvl w:val="0"/>
-          <w:numId w:val="5"/>
+          <w:numId w:val="9"/>
         </w:numPr>
         <w:spacing w:after="90"/>
       </w:pPr>
@@ -1649,10 +1641,10 @@
           <w:b/>
           <w:bCs/>
         </w:rPr>
-        <w:t>No need for equal spacing.</w:t>
-      </w:r>
-      <w:r>
-        <w:t xml:space="preserve"> Bins should be narrow where baseline risk changes rapidly and wider where it is flat, precisely what the Morris bins do, and there is no reason to make them equal in width.</w:t>
+        <w:t xml:space="preserve">More robust to narrowing than to widening. </w:t>
+      </w:r>
+      <w:r>
+        <w:t>Across these simulations the results held up as the bins were narrowed several-fold, keeping low bias, similar power, and a low false-positive rate. The loss of power was small, and there was no evidence whatsoever that narrowing the bins could be used to "hide vaccine harm." Other background age distributions warrant further investigation, but the practical lesson is clear: the real danger is bins that are too wide, so if anything, err on the side of making them narrower.</w:t>
       </w:r>
     </w:p>
     <w:p>
@@ -1669,6 +1661,26 @@
           <w:b/>
           <w:bCs/>
         </w:rPr>
+        <w:t>No need for equal spacing.</w:t>
+      </w:r>
+      <w:r>
+        <w:t xml:space="preserve"> Bins should be narrow where baseline risk changes rapidly and wider where it is flat, precisely what the Morris bins do, and there is no reason to make them equal in width.</w:t>
+      </w:r>
+    </w:p>
+    <w:p>
+      <w:pPr>
+        <w:pStyle w:val="ListParagraph"/>
+        <w:numPr>
+          <w:ilvl w:val="0"/>
+          <w:numId w:val="3"/>
+        </w:numPr>
+        <w:spacing w:after="90"/>
+      </w:pPr>
+      <w:r>
+        <w:rPr>
+          <w:b/>
+          <w:bCs/>
+        </w:rPr>
         <w:t>Report sensitivity transparently.</w:t>
       </w:r>
       <w:r>
@@ -1728,7 +1740,11 @@
       </w:r>
       <w:proofErr w:type="gramEnd"/>
       <w:r>
-        <w:t xml:space="preserve"> “the spike at 2-4 months is plausibly causal,” which is precisely the type of naïve temporal-coincidence inference that we commonly see from people who do not understand science or statistics.  He even reintroduces the Miller fallacy in a new form: where Miller mistook passive-reporting clustering for causation, </w:t>
+        <w:t xml:space="preserve"> “the spike at 2-4 months is plausibly causal,” which is precisely the type of naïve temporal-coincidence inference that we commonly see from people who do not understand science or statistics.  He even reintroduces the Miller fallacy </w:t>
+      </w:r>
+      <w:r>
+        <w:lastRenderedPageBreak/>
+        <w:t xml:space="preserve">in a new form: where Miller mistook passive-reporting clustering for causation, </w:t>
       </w:r>
       <w:proofErr w:type="spellStart"/>
       <w:r>
@@ -1736,11 +1752,15 @@
       </w:r>
       <w:proofErr w:type="spellEnd"/>
       <w:r>
-        <w:t xml:space="preserve"> makes the mistake of age clustering of SIDS (which peaks at 2-4 months for reasons pre-dating any vaccine, observed in unvaccinated infants and across eras) for vaccine causation.  He explicitly resists the age explanation (“I don’t believe this incidence curve is in any way natural”) without offering any evidence the curve is driven by vaccination.  And all the while he ignores the fact that the simulation code he worked with can investigate performance of the </w:t>
-      </w:r>
-      <w:r>
-        <w:lastRenderedPageBreak/>
-        <w:t xml:space="preserve">method conditional on any age effect, and has been shown to be able to deconvolve any actual vaccine harm from age bias with reasonably chosen bins. </w:t>
+        <w:t xml:space="preserve"> makes the mistake of age clustering of SIDS (which peaks at 2-4 months for reasons pre-dating any vaccine, observed in unvaccinated infants and across eras) for vaccine causation.  He explicitly resists the age explanation (“I don’t believe this incidence curve is in any way natural”) without offering any evidence the curve is driven by vaccination.  And all the while he ignores the fact that the simulation code he worked with can investigate performance of the method conditional on any age </w:t>
+      </w:r>
+      <w:proofErr w:type="gramStart"/>
+      <w:r>
+        <w:t>effect, and</w:t>
+      </w:r>
+      <w:proofErr w:type="gramEnd"/>
+      <w:r>
+        <w:t xml:space="preserve"> has been shown to be able to deconvolve any actual vaccine harm from age bias with reasonably chosen bins. </w:t>
       </w:r>
     </w:p>
     <w:p>
@@ -2166,6 +2186,232 @@
     </w:lvl>
   </w:abstractNum>
   <w:abstractNum w:abstractNumId="3" w15:restartNumberingAfterBreak="0">
+    <w:nsid w:val="37EC1B98"/>
+    <w:multiLevelType w:val="hybridMultilevel"/>
+    <w:tmpl w:val="8D2A1CFE"/>
+    <w:lvl w:ilvl="0" w:tplc="04090001">
+      <w:start w:val="1"/>
+      <w:numFmt w:val="bullet"/>
+      <w:lvlText w:val=""/>
+      <w:lvlJc w:val="left"/>
+      <w:pPr>
+        <w:ind w:left="1080" w:hanging="360"/>
+      </w:pPr>
+      <w:rPr>
+        <w:rFonts w:ascii="Symbol" w:hAnsi="Symbol" w:hint="default"/>
+      </w:rPr>
+    </w:lvl>
+    <w:lvl w:ilvl="1" w:tplc="04090003" w:tentative="1">
+      <w:start w:val="1"/>
+      <w:numFmt w:val="bullet"/>
+      <w:lvlText w:val="o"/>
+      <w:lvlJc w:val="left"/>
+      <w:pPr>
+        <w:ind w:left="1800" w:hanging="360"/>
+      </w:pPr>
+      <w:rPr>
+        <w:rFonts w:ascii="Courier New" w:hAnsi="Courier New" w:cs="Courier New" w:hint="default"/>
+      </w:rPr>
+    </w:lvl>
+    <w:lvl w:ilvl="2" w:tplc="04090005" w:tentative="1">
+      <w:start w:val="1"/>
+      <w:numFmt w:val="bullet"/>
+      <w:lvlText w:val=""/>
+      <w:lvlJc w:val="left"/>
+      <w:pPr>
+        <w:ind w:left="2520" w:hanging="360"/>
+      </w:pPr>
+      <w:rPr>
+        <w:rFonts w:ascii="Wingdings" w:hAnsi="Wingdings" w:hint="default"/>
+      </w:rPr>
+    </w:lvl>
+    <w:lvl w:ilvl="3" w:tplc="04090001" w:tentative="1">
+      <w:start w:val="1"/>
+      <w:numFmt w:val="bullet"/>
+      <w:lvlText w:val=""/>
+      <w:lvlJc w:val="left"/>
+      <w:pPr>
+        <w:ind w:left="3240" w:hanging="360"/>
+      </w:pPr>
+      <w:rPr>
+        <w:rFonts w:ascii="Symbol" w:hAnsi="Symbol" w:hint="default"/>
+      </w:rPr>
+    </w:lvl>
+    <w:lvl w:ilvl="4" w:tplc="04090003" w:tentative="1">
+      <w:start w:val="1"/>
+      <w:numFmt w:val="bullet"/>
+      <w:lvlText w:val="o"/>
+      <w:lvlJc w:val="left"/>
+      <w:pPr>
+        <w:ind w:left="3960" w:hanging="360"/>
+      </w:pPr>
+      <w:rPr>
+        <w:rFonts w:ascii="Courier New" w:hAnsi="Courier New" w:cs="Courier New" w:hint="default"/>
+      </w:rPr>
+    </w:lvl>
+    <w:lvl w:ilvl="5" w:tplc="04090005" w:tentative="1">
+      <w:start w:val="1"/>
+      <w:numFmt w:val="bullet"/>
+      <w:lvlText w:val=""/>
+      <w:lvlJc w:val="left"/>
+      <w:pPr>
+        <w:ind w:left="4680" w:hanging="360"/>
+      </w:pPr>
+      <w:rPr>
+        <w:rFonts w:ascii="Wingdings" w:hAnsi="Wingdings" w:hint="default"/>
+      </w:rPr>
+    </w:lvl>
+    <w:lvl w:ilvl="6" w:tplc="04090001" w:tentative="1">
+      <w:start w:val="1"/>
+      <w:numFmt w:val="bullet"/>
+      <w:lvlText w:val=""/>
+      <w:lvlJc w:val="left"/>
+      <w:pPr>
+        <w:ind w:left="5400" w:hanging="360"/>
+      </w:pPr>
+      <w:rPr>
+        <w:rFonts w:ascii="Symbol" w:hAnsi="Symbol" w:hint="default"/>
+      </w:rPr>
+    </w:lvl>
+    <w:lvl w:ilvl="7" w:tplc="04090003" w:tentative="1">
+      <w:start w:val="1"/>
+      <w:numFmt w:val="bullet"/>
+      <w:lvlText w:val="o"/>
+      <w:lvlJc w:val="left"/>
+      <w:pPr>
+        <w:ind w:left="6120" w:hanging="360"/>
+      </w:pPr>
+      <w:rPr>
+        <w:rFonts w:ascii="Courier New" w:hAnsi="Courier New" w:cs="Courier New" w:hint="default"/>
+      </w:rPr>
+    </w:lvl>
+    <w:lvl w:ilvl="8" w:tplc="04090005" w:tentative="1">
+      <w:start w:val="1"/>
+      <w:numFmt w:val="bullet"/>
+      <w:lvlText w:val=""/>
+      <w:lvlJc w:val="left"/>
+      <w:pPr>
+        <w:ind w:left="6840" w:hanging="360"/>
+      </w:pPr>
+      <w:rPr>
+        <w:rFonts w:ascii="Wingdings" w:hAnsi="Wingdings" w:hint="default"/>
+      </w:rPr>
+    </w:lvl>
+  </w:abstractNum>
+  <w:abstractNum w:abstractNumId="4" w15:restartNumberingAfterBreak="0">
+    <w:nsid w:val="53326BE7"/>
+    <w:multiLevelType w:val="hybridMultilevel"/>
+    <w:tmpl w:val="96EC8604"/>
+    <w:lvl w:ilvl="0" w:tplc="04090001">
+      <w:start w:val="1"/>
+      <w:numFmt w:val="bullet"/>
+      <w:lvlText w:val=""/>
+      <w:lvlJc w:val="left"/>
+      <w:pPr>
+        <w:ind w:left="1080" w:hanging="360"/>
+      </w:pPr>
+      <w:rPr>
+        <w:rFonts w:ascii="Symbol" w:hAnsi="Symbol" w:hint="default"/>
+      </w:rPr>
+    </w:lvl>
+    <w:lvl w:ilvl="1" w:tplc="04090003" w:tentative="1">
+      <w:start w:val="1"/>
+      <w:numFmt w:val="bullet"/>
+      <w:lvlText w:val="o"/>
+      <w:lvlJc w:val="left"/>
+      <w:pPr>
+        <w:ind w:left="1800" w:hanging="360"/>
+      </w:pPr>
+      <w:rPr>
+        <w:rFonts w:ascii="Courier New" w:hAnsi="Courier New" w:cs="Courier New" w:hint="default"/>
+      </w:rPr>
+    </w:lvl>
+    <w:lvl w:ilvl="2" w:tplc="04090005" w:tentative="1">
+      <w:start w:val="1"/>
+      <w:numFmt w:val="bullet"/>
+      <w:lvlText w:val=""/>
+      <w:lvlJc w:val="left"/>
+      <w:pPr>
+        <w:ind w:left="2520" w:hanging="360"/>
+      </w:pPr>
+      <w:rPr>
+        <w:rFonts w:ascii="Wingdings" w:hAnsi="Wingdings" w:hint="default"/>
+      </w:rPr>
+    </w:lvl>
+    <w:lvl w:ilvl="3" w:tplc="04090001" w:tentative="1">
+      <w:start w:val="1"/>
+      <w:numFmt w:val="bullet"/>
+      <w:lvlText w:val=""/>
+      <w:lvlJc w:val="left"/>
+      <w:pPr>
+        <w:ind w:left="3240" w:hanging="360"/>
+      </w:pPr>
+      <w:rPr>
+        <w:rFonts w:ascii="Symbol" w:hAnsi="Symbol" w:hint="default"/>
+      </w:rPr>
+    </w:lvl>
+    <w:lvl w:ilvl="4" w:tplc="04090003" w:tentative="1">
+      <w:start w:val="1"/>
+      <w:numFmt w:val="bullet"/>
+      <w:lvlText w:val="o"/>
+      <w:lvlJc w:val="left"/>
+      <w:pPr>
+        <w:ind w:left="3960" w:hanging="360"/>
+      </w:pPr>
+      <w:rPr>
+        <w:rFonts w:ascii="Courier New" w:hAnsi="Courier New" w:cs="Courier New" w:hint="default"/>
+      </w:rPr>
+    </w:lvl>
+    <w:lvl w:ilvl="5" w:tplc="04090005" w:tentative="1">
+      <w:start w:val="1"/>
+      <w:numFmt w:val="bullet"/>
+      <w:lvlText w:val=""/>
+      <w:lvlJc w:val="left"/>
+      <w:pPr>
+        <w:ind w:left="4680" w:hanging="360"/>
+      </w:pPr>
+      <w:rPr>
+        <w:rFonts w:ascii="Wingdings" w:hAnsi="Wingdings" w:hint="default"/>
+      </w:rPr>
+    </w:lvl>
+    <w:lvl w:ilvl="6" w:tplc="04090001" w:tentative="1">
+      <w:start w:val="1"/>
+      <w:numFmt w:val="bullet"/>
+      <w:lvlText w:val=""/>
+      <w:lvlJc w:val="left"/>
+      <w:pPr>
+        <w:ind w:left="5400" w:hanging="360"/>
+      </w:pPr>
+      <w:rPr>
+        <w:rFonts w:ascii="Symbol" w:hAnsi="Symbol" w:hint="default"/>
+      </w:rPr>
+    </w:lvl>
+    <w:lvl w:ilvl="7" w:tplc="04090003" w:tentative="1">
+      <w:start w:val="1"/>
+      <w:numFmt w:val="bullet"/>
+      <w:lvlText w:val="o"/>
+      <w:lvlJc w:val="left"/>
+      <w:pPr>
+        <w:ind w:left="6120" w:hanging="360"/>
+      </w:pPr>
+      <w:rPr>
+        <w:rFonts w:ascii="Courier New" w:hAnsi="Courier New" w:cs="Courier New" w:hint="default"/>
+      </w:rPr>
+    </w:lvl>
+    <w:lvl w:ilvl="8" w:tplc="04090005" w:tentative="1">
+      <w:start w:val="1"/>
+      <w:numFmt w:val="bullet"/>
+      <w:lvlText w:val=""/>
+      <w:lvlJc w:val="left"/>
+      <w:pPr>
+        <w:ind w:left="6840" w:hanging="360"/>
+      </w:pPr>
+      <w:rPr>
+        <w:rFonts w:ascii="Wingdings" w:hAnsi="Wingdings" w:hint="default"/>
+      </w:rPr>
+    </w:lvl>
+  </w:abstractNum>
+  <w:abstractNum w:abstractNumId="5" w15:restartNumberingAfterBreak="0">
     <w:nsid w:val="56D150AE"/>
     <w:multiLevelType w:val="hybridMultilevel"/>
     <w:tmpl w:val="D3D40912"/>
@@ -2278,7 +2524,7 @@
       </w:rPr>
     </w:lvl>
   </w:abstractNum>
-  <w:abstractNum w:abstractNumId="4" w15:restartNumberingAfterBreak="0">
+  <w:abstractNum w:abstractNumId="6" w15:restartNumberingAfterBreak="0">
     <w:nsid w:val="5BF34F15"/>
     <w:multiLevelType w:val="hybridMultilevel"/>
     <w:tmpl w:val="2EACFA8A"/>
@@ -2332,7 +2578,7 @@
       <w:lvlJc w:val="left"/>
     </w:lvl>
   </w:abstractNum>
-  <w:abstractNum w:abstractNumId="5" w15:restartNumberingAfterBreak="0">
+  <w:abstractNum w:abstractNumId="7" w15:restartNumberingAfterBreak="0">
     <w:nsid w:val="5C49306C"/>
     <w:multiLevelType w:val="hybridMultilevel"/>
     <w:tmpl w:val="93B4DCEC"/>
@@ -2439,6 +2685,119 @@
       <w:lvlJc w:val="left"/>
       <w:pPr>
         <w:ind w:left="6480" w:hanging="360"/>
+      </w:pPr>
+      <w:rPr>
+        <w:rFonts w:ascii="Wingdings" w:hAnsi="Wingdings" w:hint="default"/>
+      </w:rPr>
+    </w:lvl>
+  </w:abstractNum>
+  <w:abstractNum w:abstractNumId="8" w15:restartNumberingAfterBreak="0">
+    <w:nsid w:val="5D571CE0"/>
+    <w:multiLevelType w:val="hybridMultilevel"/>
+    <w:tmpl w:val="0A78E55C"/>
+    <w:lvl w:ilvl="0" w:tplc="04090001">
+      <w:start w:val="1"/>
+      <w:numFmt w:val="bullet"/>
+      <w:lvlText w:val=""/>
+      <w:lvlJc w:val="left"/>
+      <w:pPr>
+        <w:ind w:left="1080" w:hanging="360"/>
+      </w:pPr>
+      <w:rPr>
+        <w:rFonts w:ascii="Symbol" w:hAnsi="Symbol" w:hint="default"/>
+      </w:rPr>
+    </w:lvl>
+    <w:lvl w:ilvl="1" w:tplc="04090003" w:tentative="1">
+      <w:start w:val="1"/>
+      <w:numFmt w:val="bullet"/>
+      <w:lvlText w:val="o"/>
+      <w:lvlJc w:val="left"/>
+      <w:pPr>
+        <w:ind w:left="1800" w:hanging="360"/>
+      </w:pPr>
+      <w:rPr>
+        <w:rFonts w:ascii="Courier New" w:hAnsi="Courier New" w:cs="Courier New" w:hint="default"/>
+      </w:rPr>
+    </w:lvl>
+    <w:lvl w:ilvl="2" w:tplc="04090005" w:tentative="1">
+      <w:start w:val="1"/>
+      <w:numFmt w:val="bullet"/>
+      <w:lvlText w:val=""/>
+      <w:lvlJc w:val="left"/>
+      <w:pPr>
+        <w:ind w:left="2520" w:hanging="360"/>
+      </w:pPr>
+      <w:rPr>
+        <w:rFonts w:ascii="Wingdings" w:hAnsi="Wingdings" w:hint="default"/>
+      </w:rPr>
+    </w:lvl>
+    <w:lvl w:ilvl="3" w:tplc="04090001" w:tentative="1">
+      <w:start w:val="1"/>
+      <w:numFmt w:val="bullet"/>
+      <w:lvlText w:val=""/>
+      <w:lvlJc w:val="left"/>
+      <w:pPr>
+        <w:ind w:left="3240" w:hanging="360"/>
+      </w:pPr>
+      <w:rPr>
+        <w:rFonts w:ascii="Symbol" w:hAnsi="Symbol" w:hint="default"/>
+      </w:rPr>
+    </w:lvl>
+    <w:lvl w:ilvl="4" w:tplc="04090003" w:tentative="1">
+      <w:start w:val="1"/>
+      <w:numFmt w:val="bullet"/>
+      <w:lvlText w:val="o"/>
+      <w:lvlJc w:val="left"/>
+      <w:pPr>
+        <w:ind w:left="3960" w:hanging="360"/>
+      </w:pPr>
+      <w:rPr>
+        <w:rFonts w:ascii="Courier New" w:hAnsi="Courier New" w:cs="Courier New" w:hint="default"/>
+      </w:rPr>
+    </w:lvl>
+    <w:lvl w:ilvl="5" w:tplc="04090005" w:tentative="1">
+      <w:start w:val="1"/>
+      <w:numFmt w:val="bullet"/>
+      <w:lvlText w:val=""/>
+      <w:lvlJc w:val="left"/>
+      <w:pPr>
+        <w:ind w:left="4680" w:hanging="360"/>
+      </w:pPr>
+      <w:rPr>
+        <w:rFonts w:ascii="Wingdings" w:hAnsi="Wingdings" w:hint="default"/>
+      </w:rPr>
+    </w:lvl>
+    <w:lvl w:ilvl="6" w:tplc="04090001" w:tentative="1">
+      <w:start w:val="1"/>
+      <w:numFmt w:val="bullet"/>
+      <w:lvlText w:val=""/>
+      <w:lvlJc w:val="left"/>
+      <w:pPr>
+        <w:ind w:left="5400" w:hanging="360"/>
+      </w:pPr>
+      <w:rPr>
+        <w:rFonts w:ascii="Symbol" w:hAnsi="Symbol" w:hint="default"/>
+      </w:rPr>
+    </w:lvl>
+    <w:lvl w:ilvl="7" w:tplc="04090003" w:tentative="1">
+      <w:start w:val="1"/>
+      <w:numFmt w:val="bullet"/>
+      <w:lvlText w:val="o"/>
+      <w:lvlJc w:val="left"/>
+      <w:pPr>
+        <w:ind w:left="6120" w:hanging="360"/>
+      </w:pPr>
+      <w:rPr>
+        <w:rFonts w:ascii="Courier New" w:hAnsi="Courier New" w:cs="Courier New" w:hint="default"/>
+      </w:rPr>
+    </w:lvl>
+    <w:lvl w:ilvl="8" w:tplc="04090005" w:tentative="1">
+      <w:start w:val="1"/>
+      <w:numFmt w:val="bullet"/>
+      <w:lvlText w:val=""/>
+      <w:lvlJc w:val="left"/>
+      <w:pPr>
+        <w:ind w:left="6840" w:hanging="360"/>
       </w:pPr>
       <w:rPr>
         <w:rFonts w:ascii="Wingdings" w:hAnsi="Wingdings" w:hint="default"/>
@@ -2458,7 +2817,7 @@
     </w:lvlOverride>
   </w:num>
   <w:num w:numId="3" w16cid:durableId="1682274297">
-    <w:abstractNumId w:val="4"/>
+    <w:abstractNumId w:val="6"/>
     <w:lvlOverride w:ilvl="0">
       <w:startOverride w:val="1"/>
     </w:lvlOverride>
@@ -2467,10 +2826,19 @@
     <w:abstractNumId w:val="1"/>
   </w:num>
   <w:num w:numId="5" w16cid:durableId="748187630">
+    <w:abstractNumId w:val="7"/>
+  </w:num>
+  <w:num w:numId="6" w16cid:durableId="1833134836">
     <w:abstractNumId w:val="5"/>
   </w:num>
-  <w:num w:numId="6" w16cid:durableId="1833134836">
+  <w:num w:numId="7" w16cid:durableId="1437794932">
+    <w:abstractNumId w:val="8"/>
+  </w:num>
+  <w:num w:numId="8" w16cid:durableId="39482940">
     <w:abstractNumId w:val="3"/>
+  </w:num>
+  <w:num w:numId="9" w16cid:durableId="216014377">
+    <w:abstractNumId w:val="4"/>
   </w:num>
 </w:numbering>
 </file>
@@ -2955,7 +3323,6 @@
   <w:style w:type="character" w:default="1" w:styleId="DefaultParagraphFont">
     <w:name w:val="Default Paragraph Font"/>
     <w:uiPriority w:val="1"/>
-    <w:semiHidden/>
     <w:unhideWhenUsed/>
   </w:style>
   <w:style w:type="table" w:default="1" w:styleId="TableNormal">
